--- a/reports/Отчет_ЛР_1.3.docx
+++ b/reports/Отчет_ЛР_1.3.docx
@@ -115,7 +115,7 @@
           <w:sz w:val="28"/>
           <w:szCs w:val="28"/>
         </w:rPr>
-        <w:t xml:space="preserve">Выполнил: студент группы ИСТ-331</w:t>
+        <w:t xml:space="preserve">Выполнил: студент группы ИСТ-321</w:t>
       </w:r>
     </w:p>
     <w:p>
@@ -179,7 +179,7 @@
         </w:rPr>
         <w:t xml:space="preserve">Репозиторий с исходным кодом: </w:t>
       </w:r>
-      <w:hyperlink w:history="1" r:id="rId4_i4x0d3qkde2dssk04ya">
+      <w:hyperlink w:history="1" r:id="rIdlldywbm1fcihqlp7xienz">
         <w:r>
           <w:rPr>
             <w:rFonts w:ascii="Times New Roman" w:cs="Times New Roman" w:eastAsia="Times New Roman" w:hAnsi="Times New Roman"/>
